--- a/UBS Organizational Chart - Alberto Rojas.docx
+++ b/UBS Organizational Chart - Alberto Rojas.docx
@@ -485,21 +485,7 @@
           <w:b/>
           <w:sz w:val="22"/>
         </w:rPr>
-        <w:t>Emerging Markets Americas team — direct reports to Alejo Czerwonko</w:t>
-      </w:r>
-    </w:p>
-    <w:p>
-      <w:pPr>
-        <w:spacing w:before="0" w:after="120" w:line="240" w:lineRule="auto"/>
-        <w:jc w:val="center"/>
-      </w:pPr>
-      <w:r>
-        <w:rPr>
-          <w:i/>
-          <w:color w:val="555555"/>
-          <w:sz w:val="18"/>
-        </w:rPr>
-        <w:t>5 direct reports  |  12 total  —  New York (3, 60%) · Ciudad de México (1, 20%) · São Paulo (1, 20%)</w:t>
+        <w:t>Emerging Markets Americas — Team</w:t>
       </w:r>
     </w:p>
     <w:tbl>
@@ -510,16 +496,17 @@
         <w:tblLook w:firstColumn="1" w:firstRow="1" w:lastColumn="0" w:lastRow="0" w:noHBand="0" w:noVBand="1" w:val="04A0"/>
       </w:tblPr>
       <w:tblGrid>
-        <w:gridCol w:w="1987"/>
-        <w:gridCol w:w="1987"/>
-        <w:gridCol w:w="1987"/>
-        <w:gridCol w:w="1987"/>
-        <w:gridCol w:w="1987"/>
+        <w:gridCol w:w="1656"/>
+        <w:gridCol w:w="1656"/>
+        <w:gridCol w:w="1656"/>
+        <w:gridCol w:w="1656"/>
+        <w:gridCol w:w="1656"/>
+        <w:gridCol w:w="1656"/>
       </w:tblGrid>
       <w:tr>
         <w:tc>
           <w:tcPr>
-            <w:tcW w:type="dxa" w:w="1987"/>
+            <w:tcW w:type="dxa" w:w="1656"/>
             <w:shd w:val="clear" w:color="auto" w:fill="F2F2F2"/>
             <w:tcBorders>
               <w:top w:val="single" w:sz="6" w:space="0" w:color="9AA0A6"/>
@@ -558,7 +545,7 @@
         </w:tc>
         <w:tc>
           <w:tcPr>
-            <w:tcW w:type="dxa" w:w="1987"/>
+            <w:tcW w:type="dxa" w:w="1656"/>
             <w:shd w:val="clear" w:color="auto" w:fill="F2F2F2"/>
             <w:tcBorders>
               <w:top w:val="single" w:sz="6" w:space="0" w:color="9AA0A6"/>
@@ -597,7 +584,7 @@
         </w:tc>
         <w:tc>
           <w:tcPr>
-            <w:tcW w:type="dxa" w:w="1987"/>
+            <w:tcW w:type="dxa" w:w="1656"/>
             <w:shd w:val="clear" w:color="auto" w:fill="F2F2F2"/>
             <w:tcBorders>
               <w:top w:val="single" w:sz="6" w:space="0" w:color="9AA0A6"/>
@@ -636,7 +623,7 @@
         </w:tc>
         <w:tc>
           <w:tcPr>
-            <w:tcW w:type="dxa" w:w="1987"/>
+            <w:tcW w:type="dxa" w:w="1656"/>
             <w:shd w:val="clear" w:color="auto" w:fill="F2F2F2"/>
             <w:tcBorders>
               <w:top w:val="single" w:sz="6" w:space="0" w:color="9AA0A6"/>
@@ -675,7 +662,7 @@
         </w:tc>
         <w:tc>
           <w:tcPr>
-            <w:tcW w:type="dxa" w:w="1987"/>
+            <w:tcW w:type="dxa" w:w="1656"/>
             <w:shd w:val="clear" w:color="auto" w:fill="C9E2D2"/>
             <w:tcBorders>
               <w:top w:val="single" w:sz="6" w:space="0" w:color="3E7D52"/>
@@ -709,6 +696,45 @@
                 <w:sz w:val="15"/>
               </w:rPr>
               <w:t>Senior Emerging Markets Strategist, CIO Americas</w:t>
+            </w:r>
+          </w:p>
+        </w:tc>
+        <w:tc>
+          <w:tcPr>
+            <w:tcW w:type="dxa" w:w="1656"/>
+            <w:shd w:val="clear" w:color="auto" w:fill="F2F2F2"/>
+            <w:tcBorders>
+              <w:top w:val="single" w:sz="6" w:space="0" w:color="9AA0A6"/>
+              <w:left w:val="single" w:sz="6" w:space="0" w:color="9AA0A6"/>
+              <w:bottom w:val="single" w:sz="6" w:space="0" w:color="9AA0A6"/>
+              <w:right w:val="single" w:sz="6" w:space="0" w:color="9AA0A6"/>
+            </w:tcBorders>
+          </w:tcPr>
+          <w:p>
+            <w:pPr>
+              <w:spacing w:before="40" w:after="20" w:line="240" w:lineRule="auto"/>
+              <w:jc w:val="center"/>
+            </w:pPr>
+            <w:r>
+              <w:rPr>
+                <w:b/>
+                <w:sz w:val="18"/>
+              </w:rPr>
+              <w:t>Laura Assis</w:t>
+            </w:r>
+          </w:p>
+          <w:p>
+            <w:pPr>
+              <w:spacing w:before="0" w:after="40" w:line="240" w:lineRule="auto"/>
+              <w:jc w:val="center"/>
+            </w:pPr>
+            <w:r>
+              <w:rPr>
+                <w:i/>
+                <w:color w:val="444444"/>
+                <w:sz w:val="15"/>
+              </w:rPr>
+              <w:t>Emerging Markets Economist, CIO (Mexico City)</w:t>
             </w:r>
           </w:p>
         </w:tc>
